--- a/ALL_FILES/module-05-membranes-questions.docx
+++ b/ALL_FILES/module-05-membranes-questions.docx
@@ -3,106 +3,169 @@
 <w:document xmlns:wpc="http://schemas.microsoft.com/office/word/2010/wordprocessingCanvas" xmlns:mo="http://schemas.microsoft.com/office/mac/office/2008/main" xmlns:mc="http://schemas.openxmlformats.org/markup-compatibility/2006" xmlns:mv="urn:schemas-microsoft-com:mac:vml" xmlns:o="urn:schemas-microsoft-com:office:office" xmlns:r="http://schemas.openxmlformats.org/officeDocument/2006/relationships" xmlns:m="http://schemas.openxmlformats.org/officeDocument/2006/math" xmlns:v="urn:schemas-microsoft-com:vml" xmlns:wp14="http://schemas.microsoft.com/office/word/2010/wordprocessingDrawing" xmlns:wp="http://schemas.openxmlformats.org/drawingml/2006/wordprocessingDrawing" xmlns:w10="urn:schemas-microsoft-com:office:word" xmlns:w="http://schemas.openxmlformats.org/wordprocessingml/2006/main" xmlns:w14="http://schemas.microsoft.com/office/word/2010/wordml" xmlns:wpg="http://schemas.microsoft.com/office/word/2010/wordprocessingGroup" xmlns:wpi="http://schemas.microsoft.com/office/word/2010/wordprocessingInk" xmlns:wne="http://schemas.microsoft.com/office/word/2006/wordml" xmlns:wps="http://schemas.microsoft.com/office/word/2010/wordprocessingShape" mc:Ignorable="w14 wp14">
   <w:body>
     <w:p>
+      <w:pPr>
+        <w:pStyle w:val="Heading1"/>
+      </w:pPr>
       <w:r>
         <w:t>Module 05: Membranes — Study Questions</w:t>
       </w:r>
     </w:p>
     <w:p>
       <w:r>
+        <w:br/>
+      </w:r>
+      <w:r>
         <w:t>Describe the fluid mosaic model of cell membrane structure. Why is it called "fluid" and "mosaic"?</w:t>
       </w:r>
     </w:p>
     <w:p>
+      <w:r>
+        <w:br/>
+      </w:r>
       <w:r>
         <w:t>What are phospholipids, and how does their structure make them ideal for forming cell membranes?</w:t>
       </w:r>
     </w:p>
     <w:p>
       <w:r>
+        <w:br/>
+      </w:r>
+      <w:r>
         <w:t>Why do phospholipids spontaneously form a bilayer when placed in water?</w:t>
       </w:r>
     </w:p>
     <w:p>
+      <w:r>
+        <w:br/>
+      </w:r>
       <w:r>
         <w:t>What role does cholesterol play in the cell membrane?</w:t>
       </w:r>
     </w:p>
     <w:p>
       <w:r>
+        <w:br/>
+      </w:r>
+      <w:r>
         <w:t>What is the difference between integral proteins and peripheral proteins?</w:t>
       </w:r>
     </w:p>
     <w:p>
+      <w:r>
+        <w:br/>
+      </w:r>
       <w:r>
         <w:t>Name three functions that membrane proteins can perform.</w:t>
       </w:r>
     </w:p>
     <w:p>
       <w:r>
+        <w:br/>
+      </w:r>
+      <w:r>
         <w:t>How do glycoproteins on the cell surface help with cell recognition?</w:t>
       </w:r>
     </w:p>
     <w:p>
+      <w:r>
+        <w:br/>
+      </w:r>
       <w:r>
         <w:t>Why is the plasma membrane described as "selectively permeable"?</w:t>
       </w:r>
     </w:p>
     <w:p>
       <w:r>
+        <w:br/>
+      </w:r>
+      <w:r>
         <w:t>What is passive transport, and why doesn't it require cellular energy?</w:t>
       </w:r>
     </w:p>
     <w:p>
+      <w:r>
+        <w:br/>
+      </w:r>
       <w:r>
         <w:t>Define diffusion and explain what determines which direction molecules will move.</w:t>
       </w:r>
     </w:p>
     <w:p>
       <w:r>
+        <w:br/>
+      </w:r>
+      <w:r>
         <w:t>What is the difference between simple diffusion and facilitated diffusion?</w:t>
       </w:r>
     </w:p>
     <w:p>
+      <w:r>
+        <w:br/>
+      </w:r>
       <w:r>
         <w:t>What is osmosis, and how is it different from other types of diffusion?</w:t>
       </w:r>
     </w:p>
     <w:p>
       <w:r>
+        <w:br/>
+      </w:r>
+      <w:r>
         <w:t>Define isotonic, hypertonic, and hypotonic solutions.</w:t>
       </w:r>
     </w:p>
     <w:p>
+      <w:r>
+        <w:br/>
+      </w:r>
       <w:r>
         <w:t>What happens to a red blood cell placed in distilled water? Why?</w:t>
       </w:r>
     </w:p>
     <w:p>
       <w:r>
+        <w:br/>
+      </w:r>
+      <w:r>
         <w:t>What happens to a plant cell placed in a hypertonic saltwater solution?</w:t>
       </w:r>
     </w:p>
     <w:p>
+      <w:r>
+        <w:br/>
+      </w:r>
       <w:r>
         <w:t>What is the main difference between passive transport and active transport?</w:t>
       </w:r>
     </w:p>
     <w:p>
       <w:r>
+        <w:br/>
+      </w:r>
+      <w:r>
         <w:t>Describe how the sodium-potassium pump works and why it is important.</w:t>
       </w:r>
     </w:p>
     <w:p>
+      <w:r>
+        <w:br/>
+      </w:r>
       <w:r>
         <w:t>What is the difference between endocytosis and exocytosis?</w:t>
       </w:r>
     </w:p>
     <w:p>
       <w:r>
+        <w:br/>
+      </w:r>
+      <w:r>
         <w:t>Compare phagocytosis, pinocytosis, and receptor-mediated endocytosis.</w:t>
       </w:r>
     </w:p>
     <w:p>
+      <w:r>
+        <w:br/>
+      </w:r>
       <w:r>
         <w:t>Give an example of a cell that uses phagocytosis as part of its normal function.</w:t>
       </w:r>
